--- a/public/sjablonen/huurovereenkomst_NL.docx
+++ b/public/sjablonen/huurovereenkomst_NL.docx
@@ -1561,111 +1561,95 @@
         <w:jc w:val="both"/>
         <w:rPr>
           <w:szCs w:val="22"/>
-          <w:highlight w:val="yellow"/>
-        </w:rPr>
-      </w:pPr>
-      <w:r>
-        <w:rPr>
-          <w:szCs w:val="22"/>
-          <w:highlight w:val="yellow"/>
+        </w:rPr>
+      </w:pPr>
+      <w:r>
+        <w:rPr>
+          <w:szCs w:val="22"/>
         </w:rPr>
         <w:t>De Overeenkomst is aangegaan voor de duur van de arbeidsovereenkomst van Huurder</w:t>
       </w:r>
       <w:r>
         <w:rPr>
           <w:szCs w:val="22"/>
-          <w:highlight w:val="yellow"/>
         </w:rPr>
         <w:t xml:space="preserve">, te vermeerderen met een termijn van </w:t>
       </w:r>
       <w:r>
         <w:rPr>
           <w:szCs w:val="22"/>
-          <w:highlight w:val="yellow"/>
         </w:rPr>
         <w:t xml:space="preserve">één </w:t>
       </w:r>
       <w:r>
         <w:rPr>
           <w:szCs w:val="22"/>
-          <w:highlight w:val="yellow"/>
         </w:rPr>
         <w:t>maand</w:t>
       </w:r>
       <w:r>
         <w:rPr>
           <w:szCs w:val="22"/>
-          <w:highlight w:val="yellow"/>
         </w:rPr>
         <w:t xml:space="preserve"> (conform artikel 36 lid 5 van de </w:t>
       </w:r>
       <w:r>
         <w:rPr>
           <w:szCs w:val="22"/>
-          <w:highlight w:val="yellow"/>
         </w:rPr>
         <w:t>thans geldende NBBU-</w:t>
       </w:r>
       <w:r>
         <w:rPr>
           <w:szCs w:val="22"/>
-          <w:highlight w:val="yellow"/>
         </w:rPr>
         <w:t>Cao voor Uitzendkrachten)</w:t>
       </w:r>
       <w:r>
         <w:rPr>
           <w:szCs w:val="22"/>
-          <w:highlight w:val="yellow"/>
         </w:rPr>
         <w:t>.</w:t>
       </w:r>
       <w:r>
         <w:rPr>
           <w:szCs w:val="22"/>
-          <w:highlight w:val="yellow"/>
         </w:rPr>
         <w:t xml:space="preserve"> De maximale duur van deze Overeenkomst is gelijk aan de maximale duur van de arbeidsovereenkomst, zijnde 26 weken.</w:t>
       </w:r>
       <w:r>
         <w:rPr>
           <w:szCs w:val="22"/>
-          <w:highlight w:val="yellow"/>
         </w:rPr>
         <w:t xml:space="preserve"> De werkgever</w:t>
       </w:r>
       <w:r>
         <w:rPr>
           <w:szCs w:val="22"/>
-          <w:highlight w:val="yellow"/>
         </w:rPr>
         <w:t xml:space="preserve"> van Huurder</w:t>
       </w:r>
       <w:r>
         <w:rPr>
           <w:szCs w:val="22"/>
-          <w:highlight w:val="yellow"/>
         </w:rPr>
         <w:t xml:space="preserve"> en duur van de Overeenkomst staan</w:t>
       </w:r>
       <w:r>
         <w:rPr>
           <w:szCs w:val="22"/>
-          <w:highlight w:val="yellow"/>
         </w:rPr>
         <w:t xml:space="preserve"> gespecificeerd in de Huurbevestiging</w:t>
       </w:r>
       <w:r>
         <w:rPr>
           <w:szCs w:val="22"/>
-          <w:highlight w:val="yellow"/>
         </w:rPr>
         <w:t>.</w:t>
       </w:r>
       <w:r>
         <w:rPr>
           <w:szCs w:val="22"/>
-          <w:highlight w:val="yellow"/>
         </w:rPr>
         <w:t xml:space="preserve"> </w:t>
       </w:r>
@@ -1682,13 +1666,11 @@
         <w:jc w:val="both"/>
         <w:rPr>
           <w:szCs w:val="22"/>
-          <w:highlight w:val="yellow"/>
-        </w:rPr>
-      </w:pPr>
-      <w:r>
-        <w:rPr>
-          <w:szCs w:val="22"/>
-          <w:highlight w:val="yellow"/>
+        </w:rPr>
+      </w:pPr>
+      <w:r>
+        <w:rPr>
+          <w:szCs w:val="22"/>
         </w:rPr>
         <w:t>OF</w:t>
       </w:r>
@@ -1705,13 +1687,11 @@
         <w:jc w:val="both"/>
         <w:rPr>
           <w:szCs w:val="22"/>
-          <w:highlight w:val="yellow"/>
-        </w:rPr>
-      </w:pPr>
-      <w:r>
-        <w:rPr>
-          <w:szCs w:val="22"/>
-          <w:highlight w:val="yellow"/>
+        </w:rPr>
+      </w:pPr>
+      <w:r>
+        <w:rPr>
+          <w:szCs w:val="22"/>
         </w:rPr>
         <w:t xml:space="preserve">De Overeenkomst is aangegaan voor de duur zoals opgenomen in de Huurbevestiging, doch is niet langer dan 26 weken. De werkgever van Huurder en duur van de Overeenkomst staan gespecificeerd in de Huurbevestiging. </w:t>
       </w:r>
@@ -6571,6 +6551,7 @@
     <w:p>
       <w:pPr>
         <w:pStyle w:val="PCStandaard"/>
+        <w:keepNext/>
         <w:jc w:val="both"/>
         <w:rPr>
           <w:rFonts w:cs="Arial"/>
@@ -6602,6 +6583,7 @@
     <w:p>
       <w:pPr>
         <w:pStyle w:val="PCStandaard"/>
+        <w:keepNext/>
         <w:jc w:val="both"/>
         <w:rPr>
           <w:rFonts w:cs="Arial"/>
@@ -6629,6 +6611,7 @@
       </w:tblGrid>
       <w:tr>
         <w:trPr>
+          <w:cantSplit/>
           <w:trHeight w:val="393"/>
         </w:trPr>
         <w:tc>
@@ -6638,6 +6621,7 @@
           <w:p>
             <w:pPr>
               <w:pStyle w:val="Plattetekst"/>
+              <w:keepNext/>
               <w:suppressAutoHyphens/>
               <w:jc w:val="both"/>
               <w:rPr>
@@ -6662,6 +6646,7 @@
           <w:p>
             <w:pPr>
               <w:pStyle w:val="Plattetekst"/>
+              <w:keepNext/>
               <w:suppressAutoHyphens/>
               <w:jc w:val="both"/>
               <w:rPr>
@@ -6682,6 +6667,7 @@
       </w:tr>
       <w:tr>
         <w:trPr>
+          <w:cantSplit/>
           <w:trHeight w:val="393"/>
         </w:trPr>
         <w:tc>
@@ -6691,6 +6677,7 @@
           <w:p>
             <w:pPr>
               <w:pStyle w:val="Plattetekst"/>
+              <w:keepNext/>
               <w:suppressAutoHyphens/>
               <w:jc w:val="both"/>
               <w:rPr>
@@ -6713,6 +6700,7 @@
           <w:p>
             <w:pPr>
               <w:pStyle w:val="Plattetekst"/>
+              <w:keepNext/>
               <w:suppressAutoHyphens/>
               <w:jc w:val="both"/>
               <w:rPr>
@@ -6731,6 +6719,7 @@
       </w:tr>
       <w:tr>
         <w:trPr>
+          <w:cantSplit/>
           <w:trHeight w:val="393"/>
         </w:trPr>
         <w:tc>
@@ -6740,6 +6729,7 @@
           <w:p>
             <w:pPr>
               <w:pStyle w:val="Plattetekst"/>
+              <w:keepNext/>
               <w:suppressAutoHyphens/>
               <w:jc w:val="both"/>
               <w:rPr>
@@ -6755,6 +6745,7 @@
           <w:p>
             <w:pPr>
               <w:pStyle w:val="Plattetekst"/>
+              <w:keepNext/>
               <w:suppressAutoHyphens/>
               <w:jc w:val="both"/>
               <w:rPr>
@@ -6766,6 +6757,7 @@
       </w:tr>
       <w:tr>
         <w:trPr>
+          <w:cantSplit/>
           <w:trHeight w:val="393"/>
         </w:trPr>
         <w:tc>
@@ -6775,6 +6767,7 @@
           <w:p>
             <w:pPr>
               <w:pStyle w:val="Plattetekst"/>
+              <w:keepNext/>
               <w:suppressAutoHyphens/>
               <w:jc w:val="both"/>
               <w:rPr>
@@ -6796,6 +6789,7 @@
           <w:p>
             <w:pPr>
               <w:pStyle w:val="Plattetekst"/>
+              <w:keepNext/>
               <w:suppressAutoHyphens/>
               <w:jc w:val="both"/>
               <w:rPr>
@@ -6813,6 +6807,7 @@
       </w:tr>
       <w:tr>
         <w:trPr>
+          <w:cantSplit/>
           <w:trHeight w:val="393"/>
         </w:trPr>
         <w:tc>
@@ -6822,6 +6817,7 @@
           <w:p>
             <w:pPr>
               <w:pStyle w:val="Plattetekst"/>
+              <w:keepNext/>
               <w:suppressAutoHyphens/>
               <w:jc w:val="both"/>
               <w:rPr>
@@ -6838,7 +6834,7 @@
               <w:rPr>
                 <w:rFonts w:cs="Arial"/>
               </w:rPr>
-              <w:t xml:space="preserve">: J. de Kruijf</w:t>
+              <w:t xml:space="preserve">: H. Jager</w:t>
             </w:r>
           </w:p>
         </w:tc>
@@ -6849,6 +6845,7 @@
           <w:p>
             <w:pPr>
               <w:pStyle w:val="Plattetekst"/>
+              <w:keepNext/>
               <w:suppressAutoHyphens/>
               <w:jc w:val="both"/>
               <w:rPr>
@@ -6872,6 +6869,7 @@
       </w:tr>
       <w:tr>
         <w:trPr>
+          <w:cantSplit/>
           <w:trHeight w:val="393"/>
         </w:trPr>
         <w:tc>
@@ -6881,6 +6879,7 @@
           <w:p>
             <w:pPr>
               <w:pStyle w:val="Plattetekst"/>
+              <w:keepNext/>
               <w:suppressAutoHyphens/>
               <w:jc w:val="both"/>
               <w:rPr>
@@ -6920,6 +6919,7 @@
           <w:p>
             <w:pPr>
               <w:pStyle w:val="Plattetekst"/>
+              <w:keepNext/>
               <w:suppressAutoHyphens/>
               <w:jc w:val="both"/>
               <w:rPr>
@@ -6955,6 +6955,7 @@
       </w:tr>
       <w:tr>
         <w:trPr>
+          <w:cantSplit/>
           <w:trHeight w:val="393"/>
         </w:trPr>
         <w:tc>
@@ -6964,6 +6965,7 @@
           <w:p>
             <w:pPr>
               <w:pStyle w:val="Plattetekst"/>
+              <w:keepNext/>
               <w:suppressAutoHyphens/>
               <w:jc w:val="both"/>
               <w:rPr>

--- a/public/sjablonen/huurovereenkomst_NL.docx
+++ b/public/sjablonen/huurovereenkomst_NL.docx
@@ -6736,6 +6736,42 @@
                 <w:rFonts w:cs="Arial"/>
               </w:rPr>
             </w:pPr>
+            <w:r xmlns:a="http://schemas.openxmlformats.org/drawingml/2006/main" xmlns:pic="http://schemas.openxmlformats.org/drawingml/2006/picture">
+              <w:drawing>
+                <wp:inline distT="0" distB="0" distL="0" distR="0">
+                  <wp:extent cx="313610" cy="792000"/>
+                  <wp:docPr id="9001" name="Handtekening verhuurder"/>
+                  <wp:cNvGraphicFramePr>
+                    <a:graphicFrameLocks noChangeAspect="1"/>
+                  </wp:cNvGraphicFramePr>
+                  <a:graphic>
+                    <a:graphicData uri="http://schemas.openxmlformats.org/drawingml/2006/picture">
+                      <pic:pic>
+                        <pic:nvPicPr>
+                          <pic:cNvPr id="9001" name="handtekening_verhuurder.png"/>
+                          <pic:cNvPicPr/>
+                        </pic:nvPicPr>
+                        <pic:blipFill>
+                          <a:blip r:embed="rIdHandtekening"/>
+                          <a:stretch>
+                            <a:fillRect/>
+                          </a:stretch>
+                        </pic:blipFill>
+                        <pic:spPr>
+                          <a:xfrm>
+                            <a:off x="0" y="0"/>
+                            <a:ext cx="313610" cy="792000"/>
+                          </a:xfrm>
+                          <a:prstGeom prst="rect">
+                            <a:avLst/>
+                          </a:prstGeom>
+                        </pic:spPr>
+                      </pic:pic>
+                    </a:graphicData>
+                  </a:graphic>
+                </wp:inline>
+              </w:drawing>
+            </w:r>
           </w:p>
         </w:tc>
         <w:tc>

--- a/public/sjablonen/huurovereenkomst_NL.docx
+++ b/public/sjablonen/huurovereenkomst_NL.docx
@@ -18,6 +18,7 @@
           <w:caps/>
           <w:sz w:val="40"/>
           <w:szCs w:val="40"/>
+          <w:color w:val="2B3B93"/>
         </w:rPr>
         <w:t>huurovereenkomst woonruimte</w:t>
       </w:r>
@@ -38,6 +39,7 @@
           <w:caps/>
           <w:sz w:val="28"/>
           <w:szCs w:val="28"/>
+          <w:color w:val="2B3B93"/>
         </w:rPr>
         <w:t xml:space="preserve">naar </w:t>
       </w:r>
@@ -47,6 +49,7 @@
           <w:caps/>
           <w:sz w:val="28"/>
           <w:szCs w:val="28"/>
+          <w:color w:val="2B3B93"/>
         </w:rPr>
         <w:t xml:space="preserve">zijn </w:t>
       </w:r>
@@ -56,6 +59,7 @@
           <w:caps/>
           <w:sz w:val="28"/>
           <w:szCs w:val="28"/>
+          <w:color w:val="2B3B93"/>
         </w:rPr>
         <w:t>aard van korte duur</w:t>
       </w:r>
@@ -86,6 +90,7 @@
           <w:caps/>
           <w:sz w:val="26"/>
           <w:szCs w:val="40"/>
+          <w:color w:val="2B3B93"/>
         </w:rPr>
         <w:t>De ondergetekenden:</w:t>
       </w:r>
@@ -490,6 +495,7 @@
           <w:caps/>
           <w:sz w:val="26"/>
           <w:szCs w:val="40"/>
+          <w:color w:val="2B3B93"/>
         </w:rPr>
         <w:t>Nemen in aanmerking dat:</w:t>
       </w:r>
@@ -1032,6 +1038,7 @@
           <w:caps/>
           <w:sz w:val="26"/>
           <w:szCs w:val="40"/>
+          <w:color w:val="2B3B93"/>
         </w:rPr>
         <w:t>En verklaren te zijn overeengekomen als volgt:</w:t>
       </w:r>
@@ -7095,7 +7102,7 @@
           <w:footerReference w:type="default" r:id="rId9"/>
           <w:type w:val="continuous"/>
           <w:pgSz w:w="11907" w:h="16840" w:code="9"/>
-          <w:pgMar w:top="1985" w:right="1701" w:bottom="1701" w:left="1701" w:header="1985" w:footer="397" w:gutter="0"/>
+          <w:pgMar w:top="2100" w:right="1701" w:bottom="1701" w:left="1701" w:header="720" w:footer="397" w:gutter="0"/>
           <w:cols w:space="720"/>
           <w:docGrid w:linePitch="360"/>
         </w:sectPr>
@@ -7113,13 +7120,22 @@
         <w:pStyle w:val="Kop1"/>
       </w:pPr>
       <w:r>
+        <w:rPr>
+          <w:color w:val="2B3B93"/>
+        </w:rPr>
         <w:lastRenderedPageBreak/>
         <w:t xml:space="preserve">Bijlage: </w:t>
       </w:r>
       <w:r>
+        <w:rPr>
+          <w:color w:val="2B3B93"/>
+        </w:rPr>
         <w:t>H</w:t>
       </w:r>
       <w:r>
+        <w:rPr>
+          <w:color w:val="2B3B93"/>
+        </w:rPr>
         <w:t>uurbevestiging</w:t>
       </w:r>
     </w:p>
@@ -7670,7 +7686,7 @@
     </w:p>
     <w:sectPr>
       <w:pgSz w:w="11907" w:h="16840" w:code="9"/>
-      <w:pgMar w:top="1985" w:right="1701" w:bottom="1701" w:left="1701" w:header="1985" w:footer="397" w:gutter="0"/>
+      <w:pgMar w:top="2100" w:right="1701" w:bottom="1701" w:left="1701" w:header="720" w:footer="397" w:gutter="0"/>
       <w:cols w:space="720"/>
       <w:docGrid w:linePitch="360"/>
     </w:sectPr>
@@ -7777,6 +7793,24 @@
       <w:fldChar w:fldCharType="end"/>
     </w:r>
   </w:p>
+  <w:p>
+    <w:pPr>
+      <w:pBdr>
+        <w:top w:val="single" w:sz="6" w:space="6" w:color="599240"/>
+      </w:pBdr>
+      <w:spacing w:before="120" w:after="0"/>
+      <w:jc w:val="center"/>
+    </w:pPr>
+    <w:r>
+      <w:rPr>
+        <w:rFonts w:ascii="Arial" w:hAnsi="Arial" w:cs="Arial"/>
+        <w:color w:val="599240"/>
+        <w:sz w:val="16"/>
+        <w:szCs w:val="16"/>
+      </w:rPr>
+      <w:t xml:space="preserve">KTP Backoffice   |   Kanaalstraat 217, 7547 AS Enschede   |   053-7113495   |   info@ktp.nl</w:t>
+    </w:r>
+  </w:p>
 </w:ftr>
 </file>
 
@@ -7806,12 +7840,107 @@
 </file>
 
 <file path=word/header1.xml><?xml version="1.0" encoding="utf-8"?>
-<w:hdr xmlns:wpc="http://schemas.microsoft.com/office/word/2010/wordprocessingCanvas" xmlns:cx="http://schemas.microsoft.com/office/drawing/2014/chartex" xmlns:cx1="http://schemas.microsoft.com/office/drawing/2015/9/8/chartex" xmlns:cx2="http://schemas.microsoft.com/office/drawing/2015/10/21/chartex" xmlns:cx3="http://schemas.microsoft.com/office/drawing/2016/5/9/chartex" xmlns:cx4="http://schemas.microsoft.com/office/drawing/2016/5/10/chartex" xmlns:cx5="http://schemas.microsoft.com/office/drawing/2016/5/11/chartex" xmlns:cx6="http://schemas.microsoft.com/office/drawing/2016/5/12/chartex" xmlns:cx7="http://schemas.microsoft.com/office/drawing/2016/5/13/chartex" xmlns:cx8="http://schemas.microsoft.com/office/drawing/2016/5/14/chartex" xmlns:mc="http://schemas.openxmlformats.org/markup-compatibility/2006" xmlns:aink="http://schemas.microsoft.com/office/drawing/2016/ink" xmlns:am3d="http://schemas.microsoft.com/office/drawing/2017/model3d" xmlns:o="urn:schemas-microsoft-com:office:office" xmlns:oel="http://schemas.microsoft.com/office/2019/extlst" xmlns:r="http://schemas.openxmlformats.org/officeDocument/2006/relationships" xmlns:m="http://schemas.openxmlformats.org/officeDocument/2006/math" xmlns:v="urn:schemas-microsoft-com:vml" xmlns:wp14="http://schemas.microsoft.com/office/word/2010/wordprocessingDrawing" xmlns:wp="http://schemas.openxmlformats.org/drawingml/2006/wordprocessingDrawing" xmlns:w10="urn:schemas-microsoft-com:office:word" xmlns:w="http://schemas.openxmlformats.org/wordprocessingml/2006/main" xmlns:w14="http://schemas.microsoft.com/office/word/2010/wordml" xmlns:w15="http://schemas.microsoft.com/office/word/2012/wordml" xmlns:w16cex="http://schemas.microsoft.com/office/word/2018/wordml/cex" xmlns:w16cid="http://schemas.microsoft.com/office/word/2016/wordml/cid" xmlns:w16="http://schemas.microsoft.com/office/word/2018/wordml" xmlns:w16du="http://schemas.microsoft.com/office/word/2023/wordml/word16du" xmlns:w16sdtdh="http://schemas.microsoft.com/office/word/2020/wordml/sdtdatahash" xmlns:w16sdtfl="http://schemas.microsoft.com/office/word/2024/wordml/sdtformatlock" xmlns:w16se="http://schemas.microsoft.com/office/word/2015/wordml/symex" xmlns:wpg="http://schemas.microsoft.com/office/word/2010/wordprocessingGroup" xmlns:wpi="http://schemas.microsoft.com/office/word/2010/wordprocessingInk" xmlns:wne="http://schemas.microsoft.com/office/word/2006/wordml" xmlns:wps="http://schemas.microsoft.com/office/word/2010/wordprocessingShape" mc:Ignorable="w14 w15 w16se w16cid w16 w16cex w16sdtdh w16sdtfl w16du wp14">
+<w:hdr xmlns:w="http://schemas.openxmlformats.org/wordprocessingml/2006/main" xmlns:r="http://schemas.openxmlformats.org/officeDocument/2006/relationships" xmlns:wp="http://schemas.openxmlformats.org/drawingml/2006/wordprocessingDrawing" xmlns:a="http://schemas.openxmlformats.org/drawingml/2006/main" xmlns:pic="http://schemas.openxmlformats.org/drawingml/2006/picture">
   <w:p>
     <w:pPr>
-      <w:pStyle w:val="PCStandaard"/>
-      <w:jc w:val="right"/>
+      <w:spacing w:before="0" w:after="0"/>
     </w:pPr>
+    <w:r>
+      <w:rPr>
+        <w:noProof/>
+      </w:rPr>
+      <w:drawing>
+        <wp:anchor distT="0" distB="0" distL="0" distR="0" simplePos="0" relativeHeight="251658241" behindDoc="0" locked="0" layoutInCell="1" allowOverlap="1">
+          <wp:simplePos x="0" y="0"/>
+          <wp:positionH relativeFrom="page">
+            <wp:posOffset>1647825</wp:posOffset>
+          </wp:positionH>
+          <wp:positionV relativeFrom="page">
+            <wp:posOffset>161925</wp:posOffset>
+          </wp:positionV>
+          <wp:extent cx="5731510" cy="1003935"/>
+          <wp:effectExtent l="0" t="0" r="0" b="0"/>
+          <wp:wrapNone/>
+          <wp:docPr id="9101" name="KTP Backoffice logo"/>
+          <wp:cNvGraphicFramePr>
+            <a:graphicFrameLocks noChangeAspect="1"/>
+          </wp:cNvGraphicFramePr>
+          <a:graphic>
+            <a:graphicData uri="http://schemas.openxmlformats.org/drawingml/2006/picture">
+              <pic:pic>
+                <pic:nvPicPr>
+                  <pic:cNvPr id="9101" name="KTP Backoffice logo"/>
+                  <pic:cNvPicPr/>
+                </pic:nvPicPr>
+                <pic:blipFill>
+                  <a:blip r:embed="rIdKtpLogo"/>
+                  <a:stretch>
+                    <a:fillRect/>
+                  </a:stretch>
+                </pic:blipFill>
+                <pic:spPr>
+                  <a:xfrm>
+                    <a:off x="0" y="0"/>
+                    <a:ext cx="5731510" cy="1003935"/>
+                  </a:xfrm>
+                  <a:prstGeom prst="rect">
+                    <a:avLst/>
+                  </a:prstGeom>
+                </pic:spPr>
+              </pic:pic>
+            </a:graphicData>
+          </a:graphic>
+        </wp:anchor>
+      </w:drawing>
+    </w:r>
+    <w:r>
+      <w:rPr>
+        <w:noProof/>
+      </w:rPr>
+      <w:drawing>
+        <wp:anchor distT="0" distB="0" distL="0" distR="0" simplePos="0" relativeHeight="251658242" behindDoc="0" locked="0" layoutInCell="1" allowOverlap="1">
+          <wp:simplePos x="0" y="0"/>
+          <wp:positionH relativeFrom="page">
+            <wp:posOffset>0</wp:posOffset>
+          </wp:positionH>
+          <wp:positionV relativeFrom="page">
+            <wp:posOffset>0</wp:posOffset>
+          </wp:positionV>
+          <wp:extent cx="1514475" cy="1085850"/>
+          <wp:effectExtent l="0" t="0" r="0" b="0"/>
+          <wp:wrapNone/>
+          <wp:docPr id="9102" name="KTP hoek"/>
+          <wp:cNvGraphicFramePr>
+            <a:graphicFrameLocks noChangeAspect="1"/>
+          </wp:cNvGraphicFramePr>
+          <a:graphic>
+            <a:graphicData uri="http://schemas.openxmlformats.org/drawingml/2006/picture">
+              <pic:pic>
+                <pic:nvPicPr>
+                  <pic:cNvPr id="9102" name="KTP hoek"/>
+                  <pic:cNvPicPr/>
+                </pic:nvPicPr>
+                <pic:blipFill>
+                  <a:blip r:embed="rIdKtpHoek"/>
+                  <a:stretch>
+                    <a:fillRect/>
+                  </a:stretch>
+                </pic:blipFill>
+                <pic:spPr>
+                  <a:xfrm>
+                    <a:off x="0" y="0"/>
+                    <a:ext cx="1514475" cy="1085850"/>
+                  </a:xfrm>
+                  <a:prstGeom prst="rect">
+                    <a:avLst/>
+                  </a:prstGeom>
+                </pic:spPr>
+              </pic:pic>
+            </a:graphicData>
+          </a:graphic>
+        </wp:anchor>
+      </w:drawing>
+    </w:r>
   </w:p>
 </w:hdr>
 </file>
@@ -10727,6 +10856,7 @@
       <w:kern w:val="32"/>
       <w:sz w:val="26"/>
       <w:szCs w:val="32"/>
+      <w:color w:val="2B3B93"/>
     </w:rPr>
   </w:style>
   <w:style w:type="paragraph" w:styleId="Kop2">
@@ -10749,6 +10879,7 @@
       <w:caps/>
       <w:sz w:val="20"/>
       <w:szCs w:val="28"/>
+      <w:color w:val="2B3B93"/>
     </w:rPr>
   </w:style>
   <w:style w:type="paragraph" w:styleId="Kop3">
@@ -13033,6 +13164,7 @@
       <w:kern w:val="28"/>
       <w:sz w:val="56"/>
       <w:szCs w:val="56"/>
+      <w:color w:val="2B3B93"/>
     </w:rPr>
   </w:style>
   <w:style w:type="character" w:customStyle="1" w:styleId="TitelChar">
